--- a/lessons/3-3/downloads/reveal/teacher/3.3-exit-tickets.docx
+++ b/lessons/3-3/downloads/reveal/teacher/3.3-exit-tickets.docx
@@ -4,6 +4,7 @@
   <w:body>
     <w:p>
       <w:pPr>
+        <w:pStyle w:val="Heading1"/>
         <w:tabs>
           <w:tab w:val="left" w:pos="5200"/>
           <w:tab w:val="right" w:leader="underscore" w:pos="9504"/>
@@ -34,7 +35,7 @@
         <w:rPr>
           <w:rFonts w:ascii="Avenir Next" w:hAnsi="Avenir Next" w:cs="Avenir Next" w:eastAsia="Avenir Next"/>
           <w:color w:val="1A1A1A"/>
-          <w:sz w:val="18"/>
+          <w:sz w:val="22"/>
           <w:szCs w:val="18"/>
         </w:rPr>
         <w:t xml:space="preserve">Name</w:t>
@@ -119,25 +120,25 @@
                 <w:rFonts w:ascii="Avenir Next" w:hAnsi="Avenir Next" w:cs="Avenir Next" w:eastAsia="Avenir Next"/>
                 <w:b/>
                 <w:color w:val="1A1A1A"/>
+                <w:sz w:val="22"/>
+                <w:szCs w:val="20"/>
+              </w:rPr>
+              <w:t xml:space="preserve">1.</w:t>
+            </w:r>
+            <w:r>
+              <w:rPr>
+                <w:rFonts w:ascii="Avenir Next" w:hAnsi="Avenir Next" w:cs="Avenir Next" w:eastAsia="Avenir Next"/>
+                <w:color w:val="1A1A1A"/>
                 <w:sz w:val="20"/>
                 <w:szCs w:val="20"/>
               </w:rPr>
-              <w:t xml:space="preserve">1.</w:t>
-            </w:r>
-            <w:r>
-              <w:rPr>
-                <w:rFonts w:ascii="Avenir Next" w:hAnsi="Avenir Next" w:cs="Avenir Next" w:eastAsia="Avenir Next"/>
-                <w:color w:val="1A1A1A"/>
-                <w:sz w:val="20"/>
-                <w:szCs w:val="20"/>
-              </w:rPr>
               <w:tab/>
             </w:r>
             <w:r>
               <w:rPr>
                 <w:rFonts w:ascii="Avenir Next" w:hAnsi="Avenir Next" w:cs="Avenir Next" w:eastAsia="Avenir Next"/>
                 <w:color w:val="1A1A1A"/>
-                <w:sz w:val="20"/>
+                <w:sz w:val="22"/>
                 <w:szCs w:val="20"/>
               </w:rPr>
               <w:t xml:space="preserve">Fill in the missing number.</w:t>
@@ -192,25 +193,25 @@
                       <w:rFonts w:ascii="Avenir Next" w:hAnsi="Avenir Next" w:cs="Avenir Next" w:eastAsia="Avenir Next"/>
                       <w:b/>
                       <w:color w:val="003A70"/>
+                      <w:sz w:val="22"/>
+                      <w:szCs w:val="20"/>
+                    </w:rPr>
+                    <w:t xml:space="preserve">a.</w:t>
+                  </w:r>
+                  <w:r>
+                    <w:rPr>
+                      <w:rFonts w:ascii="Avenir Next" w:hAnsi="Avenir Next" w:cs="Avenir Next" w:eastAsia="Avenir Next"/>
+                      <w:color w:val="1A1A1A"/>
                       <w:sz w:val="20"/>
                       <w:szCs w:val="20"/>
                     </w:rPr>
-                    <w:t xml:space="preserve">a.</w:t>
-                  </w:r>
-                  <w:r>
-                    <w:rPr>
-                      <w:rFonts w:ascii="Avenir Next" w:hAnsi="Avenir Next" w:cs="Avenir Next" w:eastAsia="Avenir Next"/>
-                      <w:color w:val="1A1A1A"/>
-                      <w:sz w:val="20"/>
-                      <w:szCs w:val="20"/>
-                    </w:rPr>
                     <w:tab/>
                   </w:r>
                   <w:r>
                     <w:rPr>
                       <w:rFonts w:ascii="Avenir Next" w:hAnsi="Avenir Next" w:cs="Avenir Next" w:eastAsia="Avenir Next"/>
                       <w:color w:val="1A1A1A"/>
-                      <w:sz w:val="20"/>
+                      <w:sz w:val="22"/>
                       <w:szCs w:val="20"/>
                     </w:rPr>
                     <w:t xml:space="preserve">4 : 5 = 12 :</w:t>
@@ -254,25 +255,25 @@
                       <w:rFonts w:ascii="Avenir Next" w:hAnsi="Avenir Next" w:cs="Avenir Next" w:eastAsia="Avenir Next"/>
                       <w:b/>
                       <w:color w:val="003A70"/>
+                      <w:sz w:val="22"/>
+                      <w:szCs w:val="20"/>
+                    </w:rPr>
+                    <w:t xml:space="preserve">b.</w:t>
+                  </w:r>
+                  <w:r>
+                    <w:rPr>
+                      <w:rFonts w:ascii="Avenir Next" w:hAnsi="Avenir Next" w:cs="Avenir Next" w:eastAsia="Avenir Next"/>
+                      <w:color w:val="1A1A1A"/>
                       <w:sz w:val="20"/>
                       <w:szCs w:val="20"/>
                     </w:rPr>
-                    <w:t xml:space="preserve">b.</w:t>
-                  </w:r>
-                  <w:r>
-                    <w:rPr>
-                      <w:rFonts w:ascii="Avenir Next" w:hAnsi="Avenir Next" w:cs="Avenir Next" w:eastAsia="Avenir Next"/>
-                      <w:color w:val="1A1A1A"/>
-                      <w:sz w:val="20"/>
-                      <w:szCs w:val="20"/>
-                    </w:rPr>
                     <w:tab/>
                   </w:r>
                   <w:r>
                     <w:rPr>
                       <w:rFonts w:ascii="Avenir Next" w:hAnsi="Avenir Next" w:cs="Avenir Next" w:eastAsia="Avenir Next"/>
                       <w:color w:val="1A1A1A"/>
-                      <w:sz w:val="20"/>
+                      <w:sz w:val="22"/>
                       <w:szCs w:val="20"/>
                     </w:rPr>
                     <w:t xml:space="preserve">10 : 6 = 5 :</w:t>
@@ -365,25 +366,25 @@
                 <w:rFonts w:ascii="Avenir Next" w:hAnsi="Avenir Next" w:cs="Avenir Next" w:eastAsia="Avenir Next"/>
                 <w:b/>
                 <w:color w:val="1A1A1A"/>
+                <w:sz w:val="22"/>
+                <w:szCs w:val="20"/>
+              </w:rPr>
+              <w:t xml:space="preserve">2.</w:t>
+            </w:r>
+            <w:r>
+              <w:rPr>
+                <w:rFonts w:ascii="Avenir Next" w:hAnsi="Avenir Next" w:cs="Avenir Next" w:eastAsia="Avenir Next"/>
+                <w:color w:val="1A1A1A"/>
                 <w:sz w:val="20"/>
                 <w:szCs w:val="20"/>
               </w:rPr>
-              <w:t xml:space="preserve">2.</w:t>
-            </w:r>
-            <w:r>
-              <w:rPr>
-                <w:rFonts w:ascii="Avenir Next" w:hAnsi="Avenir Next" w:cs="Avenir Next" w:eastAsia="Avenir Next"/>
-                <w:color w:val="1A1A1A"/>
-                <w:sz w:val="20"/>
-                <w:szCs w:val="20"/>
-              </w:rPr>
               <w:tab/>
             </w:r>
             <w:r>
               <w:rPr>
                 <w:rFonts w:ascii="Avenir Next" w:hAnsi="Avenir Next" w:cs="Avenir Next" w:eastAsia="Avenir Next"/>
                 <w:color w:val="1A1A1A"/>
-                <w:sz w:val="20"/>
+                <w:sz w:val="22"/>
                 <w:szCs w:val="20"/>
               </w:rPr>
               <w:t xml:space="preserve">A bracelet uses 7 blue beads for every 4 white beads. Complete the table.</w:t>
@@ -438,7 +439,7 @@
                       <w:rFonts w:ascii="Avenir Next" w:hAnsi="Avenir Next" w:cs="Avenir Next" w:eastAsia="Avenir Next"/>
                       <w:b/>
                       <w:color w:val="1A1A1A"/>
-                      <w:sz w:val="19"/>
+                      <w:sz w:val="22"/>
                       <w:szCs w:val="19"/>
                     </w:rPr>
                     <w:t xml:space="preserve">Blue</w:t>
@@ -459,7 +460,7 @@
                     <w:rPr>
                       <w:rFonts w:ascii="Avenir Next" w:hAnsi="Avenir Next" w:cs="Avenir Next" w:eastAsia="Avenir Next"/>
                       <w:color w:val="1A1A1A"/>
-                      <w:sz w:val="19"/>
+                      <w:sz w:val="22"/>
                       <w:szCs w:val="19"/>
                     </w:rPr>
                     <w:t xml:space="preserve">7</w:t>
@@ -480,7 +481,7 @@
                     <w:rPr>
                       <w:rFonts w:ascii="Avenir Next" w:hAnsi="Avenir Next" w:cs="Avenir Next" w:eastAsia="Avenir Next"/>
                       <w:color w:val="1A1A1A"/>
-                      <w:sz w:val="19"/>
+                      <w:sz w:val="22"/>
                       <w:szCs w:val="19"/>
                     </w:rPr>
                     <w:t xml:space="preserve">14</w:t>
@@ -501,7 +502,7 @@
                     <w:rPr>
                       <w:rFonts w:ascii="Avenir Next" w:hAnsi="Avenir Next" w:cs="Avenir Next" w:eastAsia="Avenir Next"/>
                       <w:color w:val="1A1A1A"/>
-                      <w:sz w:val="19"/>
+                      <w:sz w:val="22"/>
                       <w:szCs w:val="19"/>
                     </w:rPr>
                     <w:t xml:space="preserve">21</w:t>
@@ -530,7 +531,7 @@
                       <w:rFonts w:ascii="Avenir Next" w:hAnsi="Avenir Next" w:cs="Avenir Next" w:eastAsia="Avenir Next"/>
                       <w:b/>
                       <w:color w:val="1A1A1A"/>
-                      <w:sz w:val="19"/>
+                      <w:sz w:val="22"/>
                       <w:szCs w:val="19"/>
                     </w:rPr>
                     <w:t xml:space="preserve">White</w:t>
@@ -551,7 +552,7 @@
                     <w:rPr>
                       <w:rFonts w:ascii="Avenir Next" w:hAnsi="Avenir Next" w:cs="Avenir Next" w:eastAsia="Avenir Next"/>
                       <w:color w:val="1A1A1A"/>
-                      <w:sz w:val="19"/>
+                      <w:sz w:val="22"/>
                       <w:szCs w:val="19"/>
                     </w:rPr>
                     <w:t xml:space="preserve">4</w:t>
@@ -647,25 +648,25 @@
                 <w:rFonts w:ascii="Avenir Next" w:hAnsi="Avenir Next" w:cs="Avenir Next" w:eastAsia="Avenir Next"/>
                 <w:b/>
                 <w:color w:val="1A1A1A"/>
+                <w:sz w:val="22"/>
+                <w:szCs w:val="20"/>
+              </w:rPr>
+              <w:t xml:space="preserve">3.</w:t>
+            </w:r>
+            <w:r>
+              <w:rPr>
+                <w:rFonts w:ascii="Avenir Next" w:hAnsi="Avenir Next" w:cs="Avenir Next" w:eastAsia="Avenir Next"/>
+                <w:color w:val="1A1A1A"/>
                 <w:sz w:val="20"/>
                 <w:szCs w:val="20"/>
               </w:rPr>
-              <w:t xml:space="preserve">3.</w:t>
-            </w:r>
-            <w:r>
-              <w:rPr>
-                <w:rFonts w:ascii="Avenir Next" w:hAnsi="Avenir Next" w:cs="Avenir Next" w:eastAsia="Avenir Next"/>
-                <w:color w:val="1A1A1A"/>
-                <w:sz w:val="20"/>
-                <w:szCs w:val="20"/>
-              </w:rPr>
               <w:tab/>
             </w:r>
             <w:r>
               <w:rPr>
                 <w:rFonts w:ascii="Avenir Next" w:hAnsi="Avenir Next" w:cs="Avenir Next" w:eastAsia="Avenir Next"/>
                 <w:color w:val="1A1A1A"/>
-                <w:sz w:val="20"/>
+                <w:sz w:val="22"/>
                 <w:szCs w:val="20"/>
               </w:rPr>
               <w:t xml:space="preserve">Which ratio is equivalent to 10 : 15?</w:t>
@@ -721,25 +722,25 @@
                       <w:rFonts w:ascii="Avenir Next" w:hAnsi="Avenir Next" w:cs="Avenir Next" w:eastAsia="Avenir Next"/>
                       <w:b/>
                       <w:color w:val="003A70"/>
+                      <w:sz w:val="22"/>
+                      <w:szCs w:val="19"/>
+                    </w:rPr>
+                    <w:t xml:space="preserve">A</w:t>
+                  </w:r>
+                  <w:r>
+                    <w:rPr>
+                      <w:rFonts w:ascii="Avenir Next" w:hAnsi="Avenir Next" w:cs="Avenir Next" w:eastAsia="Avenir Next"/>
+                      <w:color w:val="1A1A1A"/>
                       <w:sz w:val="19"/>
                       <w:szCs w:val="19"/>
                     </w:rPr>
-                    <w:t xml:space="preserve">A</w:t>
-                  </w:r>
-                  <w:r>
-                    <w:rPr>
-                      <w:rFonts w:ascii="Avenir Next" w:hAnsi="Avenir Next" w:cs="Avenir Next" w:eastAsia="Avenir Next"/>
-                      <w:color w:val="1A1A1A"/>
-                      <w:sz w:val="19"/>
-                      <w:szCs w:val="19"/>
-                    </w:rPr>
                     <w:tab/>
                   </w:r>
                   <w:r>
                     <w:rPr>
                       <w:rFonts w:ascii="Avenir Next" w:hAnsi="Avenir Next" w:cs="Avenir Next" w:eastAsia="Avenir Next"/>
                       <w:color w:val="1A1A1A"/>
-                      <w:sz w:val="19"/>
+                      <w:sz w:val="22"/>
                       <w:szCs w:val="19"/>
                     </w:rPr>
                     <w:t xml:space="preserve">12 : 17</w:t>
@@ -764,25 +765,25 @@
                       <w:rFonts w:ascii="Avenir Next" w:hAnsi="Avenir Next" w:cs="Avenir Next" w:eastAsia="Avenir Next"/>
                       <w:b/>
                       <w:color w:val="003A70"/>
+                      <w:sz w:val="22"/>
+                      <w:szCs w:val="19"/>
+                    </w:rPr>
+                    <w:t xml:space="preserve">B</w:t>
+                  </w:r>
+                  <w:r>
+                    <w:rPr>
+                      <w:rFonts w:ascii="Avenir Next" w:hAnsi="Avenir Next" w:cs="Avenir Next" w:eastAsia="Avenir Next"/>
+                      <w:color w:val="1A1A1A"/>
                       <w:sz w:val="19"/>
                       <w:szCs w:val="19"/>
                     </w:rPr>
-                    <w:t xml:space="preserve">B</w:t>
-                  </w:r>
-                  <w:r>
-                    <w:rPr>
-                      <w:rFonts w:ascii="Avenir Next" w:hAnsi="Avenir Next" w:cs="Avenir Next" w:eastAsia="Avenir Next"/>
-                      <w:color w:val="1A1A1A"/>
-                      <w:sz w:val="19"/>
-                      <w:szCs w:val="19"/>
-                    </w:rPr>
                     <w:tab/>
                   </w:r>
                   <w:r>
                     <w:rPr>
                       <w:rFonts w:ascii="Avenir Next" w:hAnsi="Avenir Next" w:cs="Avenir Next" w:eastAsia="Avenir Next"/>
                       <w:color w:val="1A1A1A"/>
-                      <w:sz w:val="19"/>
+                      <w:sz w:val="22"/>
                       <w:szCs w:val="19"/>
                     </w:rPr>
                     <w:t xml:space="preserve">2 : 3</w:t>
@@ -807,25 +808,25 @@
                       <w:rFonts w:ascii="Avenir Next" w:hAnsi="Avenir Next" w:cs="Avenir Next" w:eastAsia="Avenir Next"/>
                       <w:b/>
                       <w:color w:val="003A70"/>
+                      <w:sz w:val="22"/>
+                      <w:szCs w:val="19"/>
+                    </w:rPr>
+                    <w:t xml:space="preserve">C</w:t>
+                  </w:r>
+                  <w:r>
+                    <w:rPr>
+                      <w:rFonts w:ascii="Avenir Next" w:hAnsi="Avenir Next" w:cs="Avenir Next" w:eastAsia="Avenir Next"/>
+                      <w:color w:val="1A1A1A"/>
                       <w:sz w:val="19"/>
                       <w:szCs w:val="19"/>
                     </w:rPr>
-                    <w:t xml:space="preserve">C</w:t>
-                  </w:r>
-                  <w:r>
-                    <w:rPr>
-                      <w:rFonts w:ascii="Avenir Next" w:hAnsi="Avenir Next" w:cs="Avenir Next" w:eastAsia="Avenir Next"/>
-                      <w:color w:val="1A1A1A"/>
-                      <w:sz w:val="19"/>
-                      <w:szCs w:val="19"/>
-                    </w:rPr>
                     <w:tab/>
                   </w:r>
                   <w:r>
                     <w:rPr>
                       <w:rFonts w:ascii="Avenir Next" w:hAnsi="Avenir Next" w:cs="Avenir Next" w:eastAsia="Avenir Next"/>
                       <w:color w:val="1A1A1A"/>
-                      <w:sz w:val="19"/>
+                      <w:sz w:val="22"/>
                       <w:szCs w:val="19"/>
                     </w:rPr>
                     <w:t xml:space="preserve">3 : 2</w:t>
@@ -850,25 +851,25 @@
                       <w:rFonts w:ascii="Avenir Next" w:hAnsi="Avenir Next" w:cs="Avenir Next" w:eastAsia="Avenir Next"/>
                       <w:b/>
                       <w:color w:val="003A70"/>
+                      <w:sz w:val="22"/>
+                      <w:szCs w:val="19"/>
+                    </w:rPr>
+                    <w:t xml:space="preserve">D</w:t>
+                  </w:r>
+                  <w:r>
+                    <w:rPr>
+                      <w:rFonts w:ascii="Avenir Next" w:hAnsi="Avenir Next" w:cs="Avenir Next" w:eastAsia="Avenir Next"/>
+                      <w:color w:val="1A1A1A"/>
                       <w:sz w:val="19"/>
                       <w:szCs w:val="19"/>
                     </w:rPr>
-                    <w:t xml:space="preserve">D</w:t>
-                  </w:r>
-                  <w:r>
-                    <w:rPr>
-                      <w:rFonts w:ascii="Avenir Next" w:hAnsi="Avenir Next" w:cs="Avenir Next" w:eastAsia="Avenir Next"/>
-                      <w:color w:val="1A1A1A"/>
-                      <w:sz w:val="19"/>
-                      <w:szCs w:val="19"/>
-                    </w:rPr>
                     <w:tab/>
                   </w:r>
                   <w:r>
                     <w:rPr>
                       <w:rFonts w:ascii="Avenir Next" w:hAnsi="Avenir Next" w:cs="Avenir Next" w:eastAsia="Avenir Next"/>
                       <w:color w:val="1A1A1A"/>
-                      <w:sz w:val="19"/>
+                      <w:sz w:val="22"/>
                       <w:szCs w:val="19"/>
                     </w:rPr>
                     <w:t xml:space="preserve">5 : 10</w:t>
@@ -918,7 +919,7 @@
         <w:rPr>
           <w:rFonts w:ascii="Avenir Next" w:hAnsi="Avenir Next" w:cs="Avenir Next" w:eastAsia="Avenir Next"/>
           <w:color w:val="1A1A1A"/>
-          <w:sz w:val="17"/>
+          <w:sz w:val="22"/>
           <w:szCs w:val="17"/>
         </w:rPr>
         <w:t xml:space="preserve">  I got it</w:t>
@@ -936,7 +937,7 @@
         <w:rPr>
           <w:rFonts w:ascii="Avenir Next" w:hAnsi="Avenir Next" w:cs="Avenir Next" w:eastAsia="Avenir Next"/>
           <w:color w:val="1A1A1A"/>
-          <w:sz w:val="17"/>
+          <w:sz w:val="22"/>
           <w:szCs w:val="17"/>
         </w:rPr>
         <w:t xml:space="preserve">  Almost</w:t>
@@ -954,7 +955,7 @@
         <w:rPr>
           <w:rFonts w:ascii="Avenir Next" w:hAnsi="Avenir Next" w:cs="Avenir Next" w:eastAsia="Avenir Next"/>
           <w:color w:val="1A1A1A"/>
-          <w:sz w:val="17"/>
+          <w:sz w:val="22"/>
           <w:szCs w:val="17"/>
         </w:rPr>
         <w:t xml:space="preserve">  I need help</w:t>
@@ -1011,7 +1012,7 @@
         <w:rPr>
           <w:rFonts w:ascii="Avenir Next" w:hAnsi="Avenir Next" w:cs="Avenir Next" w:eastAsia="Avenir Next"/>
           <w:color w:val="1A1A1A"/>
-          <w:sz w:val="18"/>
+          <w:sz w:val="22"/>
           <w:szCs w:val="18"/>
         </w:rPr>
         <w:t xml:space="preserve">Name</w:t>
@@ -1096,25 +1097,25 @@
                 <w:rFonts w:ascii="Avenir Next" w:hAnsi="Avenir Next" w:cs="Avenir Next" w:eastAsia="Avenir Next"/>
                 <w:b/>
                 <w:color w:val="1A1A1A"/>
+                <w:sz w:val="22"/>
+                <w:szCs w:val="20"/>
+              </w:rPr>
+              <w:t xml:space="preserve">1.</w:t>
+            </w:r>
+            <w:r>
+              <w:rPr>
+                <w:rFonts w:ascii="Avenir Next" w:hAnsi="Avenir Next" w:cs="Avenir Next" w:eastAsia="Avenir Next"/>
+                <w:color w:val="1A1A1A"/>
                 <w:sz w:val="20"/>
                 <w:szCs w:val="20"/>
               </w:rPr>
-              <w:t xml:space="preserve">1.</w:t>
-            </w:r>
-            <w:r>
-              <w:rPr>
-                <w:rFonts w:ascii="Avenir Next" w:hAnsi="Avenir Next" w:cs="Avenir Next" w:eastAsia="Avenir Next"/>
-                <w:color w:val="1A1A1A"/>
-                <w:sz w:val="20"/>
-                <w:szCs w:val="20"/>
-              </w:rPr>
               <w:tab/>
             </w:r>
             <w:r>
               <w:rPr>
                 <w:rFonts w:ascii="Avenir Next" w:hAnsi="Avenir Next" w:cs="Avenir Next" w:eastAsia="Avenir Next"/>
                 <w:color w:val="1A1A1A"/>
-                <w:sz w:val="20"/>
+                <w:sz w:val="22"/>
                 <w:szCs w:val="20"/>
               </w:rPr>
               <w:t xml:space="preserve">Fill in the missing number.</w:t>
@@ -1169,25 +1170,25 @@
                       <w:rFonts w:ascii="Avenir Next" w:hAnsi="Avenir Next" w:cs="Avenir Next" w:eastAsia="Avenir Next"/>
                       <w:b/>
                       <w:color w:val="003A70"/>
+                      <w:sz w:val="22"/>
+                      <w:szCs w:val="20"/>
+                    </w:rPr>
+                    <w:t xml:space="preserve">a.</w:t>
+                  </w:r>
+                  <w:r>
+                    <w:rPr>
+                      <w:rFonts w:ascii="Avenir Next" w:hAnsi="Avenir Next" w:cs="Avenir Next" w:eastAsia="Avenir Next"/>
+                      <w:color w:val="1A1A1A"/>
                       <w:sz w:val="20"/>
                       <w:szCs w:val="20"/>
                     </w:rPr>
-                    <w:t xml:space="preserve">a.</w:t>
-                  </w:r>
-                  <w:r>
-                    <w:rPr>
-                      <w:rFonts w:ascii="Avenir Next" w:hAnsi="Avenir Next" w:cs="Avenir Next" w:eastAsia="Avenir Next"/>
-                      <w:color w:val="1A1A1A"/>
-                      <w:sz w:val="20"/>
-                      <w:szCs w:val="20"/>
-                    </w:rPr>
                     <w:tab/>
                   </w:r>
                   <w:r>
                     <w:rPr>
                       <w:rFonts w:ascii="Avenir Next" w:hAnsi="Avenir Next" w:cs="Avenir Next" w:eastAsia="Avenir Next"/>
                       <w:color w:val="1A1A1A"/>
-                      <w:sz w:val="20"/>
+                      <w:sz w:val="22"/>
                       <w:szCs w:val="20"/>
                     </w:rPr>
                     <w:t xml:space="preserve">4 : 5 = 12 :</w:t>
@@ -1231,25 +1232,25 @@
                       <w:rFonts w:ascii="Avenir Next" w:hAnsi="Avenir Next" w:cs="Avenir Next" w:eastAsia="Avenir Next"/>
                       <w:b/>
                       <w:color w:val="003A70"/>
+                      <w:sz w:val="22"/>
+                      <w:szCs w:val="20"/>
+                    </w:rPr>
+                    <w:t xml:space="preserve">b.</w:t>
+                  </w:r>
+                  <w:r>
+                    <w:rPr>
+                      <w:rFonts w:ascii="Avenir Next" w:hAnsi="Avenir Next" w:cs="Avenir Next" w:eastAsia="Avenir Next"/>
+                      <w:color w:val="1A1A1A"/>
                       <w:sz w:val="20"/>
                       <w:szCs w:val="20"/>
                     </w:rPr>
-                    <w:t xml:space="preserve">b.</w:t>
-                  </w:r>
-                  <w:r>
-                    <w:rPr>
-                      <w:rFonts w:ascii="Avenir Next" w:hAnsi="Avenir Next" w:cs="Avenir Next" w:eastAsia="Avenir Next"/>
-                      <w:color w:val="1A1A1A"/>
-                      <w:sz w:val="20"/>
-                      <w:szCs w:val="20"/>
-                    </w:rPr>
                     <w:tab/>
                   </w:r>
                   <w:r>
                     <w:rPr>
                       <w:rFonts w:ascii="Avenir Next" w:hAnsi="Avenir Next" w:cs="Avenir Next" w:eastAsia="Avenir Next"/>
                       <w:color w:val="1A1A1A"/>
-                      <w:sz w:val="20"/>
+                      <w:sz w:val="22"/>
                       <w:szCs w:val="20"/>
                     </w:rPr>
                     <w:t xml:space="preserve">10 : 6 = 5 :</w:t>
@@ -1342,25 +1343,25 @@
                 <w:rFonts w:ascii="Avenir Next" w:hAnsi="Avenir Next" w:cs="Avenir Next" w:eastAsia="Avenir Next"/>
                 <w:b/>
                 <w:color w:val="1A1A1A"/>
+                <w:sz w:val="22"/>
+                <w:szCs w:val="20"/>
+              </w:rPr>
+              <w:t xml:space="preserve">2.</w:t>
+            </w:r>
+            <w:r>
+              <w:rPr>
+                <w:rFonts w:ascii="Avenir Next" w:hAnsi="Avenir Next" w:cs="Avenir Next" w:eastAsia="Avenir Next"/>
+                <w:color w:val="1A1A1A"/>
                 <w:sz w:val="20"/>
                 <w:szCs w:val="20"/>
               </w:rPr>
-              <w:t xml:space="preserve">2.</w:t>
-            </w:r>
-            <w:r>
-              <w:rPr>
-                <w:rFonts w:ascii="Avenir Next" w:hAnsi="Avenir Next" w:cs="Avenir Next" w:eastAsia="Avenir Next"/>
-                <w:color w:val="1A1A1A"/>
-                <w:sz w:val="20"/>
-                <w:szCs w:val="20"/>
-              </w:rPr>
               <w:tab/>
             </w:r>
             <w:r>
               <w:rPr>
                 <w:rFonts w:ascii="Avenir Next" w:hAnsi="Avenir Next" w:cs="Avenir Next" w:eastAsia="Avenir Next"/>
                 <w:color w:val="1A1A1A"/>
-                <w:sz w:val="20"/>
+                <w:sz w:val="22"/>
                 <w:szCs w:val="20"/>
               </w:rPr>
               <w:t xml:space="preserve">A bracelet uses 7 blue beads for every 4 white beads. Complete the table.</w:t>
@@ -1415,7 +1416,7 @@
                       <w:rFonts w:ascii="Avenir Next" w:hAnsi="Avenir Next" w:cs="Avenir Next" w:eastAsia="Avenir Next"/>
                       <w:b/>
                       <w:color w:val="1A1A1A"/>
-                      <w:sz w:val="19"/>
+                      <w:sz w:val="22"/>
                       <w:szCs w:val="19"/>
                     </w:rPr>
                     <w:t xml:space="preserve">Blue</w:t>
@@ -1436,7 +1437,7 @@
                     <w:rPr>
                       <w:rFonts w:ascii="Avenir Next" w:hAnsi="Avenir Next" w:cs="Avenir Next" w:eastAsia="Avenir Next"/>
                       <w:color w:val="1A1A1A"/>
-                      <w:sz w:val="19"/>
+                      <w:sz w:val="22"/>
                       <w:szCs w:val="19"/>
                     </w:rPr>
                     <w:t xml:space="preserve">7</w:t>
@@ -1457,7 +1458,7 @@
                     <w:rPr>
                       <w:rFonts w:ascii="Avenir Next" w:hAnsi="Avenir Next" w:cs="Avenir Next" w:eastAsia="Avenir Next"/>
                       <w:color w:val="1A1A1A"/>
-                      <w:sz w:val="19"/>
+                      <w:sz w:val="22"/>
                       <w:szCs w:val="19"/>
                     </w:rPr>
                     <w:t xml:space="preserve">14</w:t>
@@ -1478,7 +1479,7 @@
                     <w:rPr>
                       <w:rFonts w:ascii="Avenir Next" w:hAnsi="Avenir Next" w:cs="Avenir Next" w:eastAsia="Avenir Next"/>
                       <w:color w:val="1A1A1A"/>
-                      <w:sz w:val="19"/>
+                      <w:sz w:val="22"/>
                       <w:szCs w:val="19"/>
                     </w:rPr>
                     <w:t xml:space="preserve">21</w:t>
@@ -1507,7 +1508,7 @@
                       <w:rFonts w:ascii="Avenir Next" w:hAnsi="Avenir Next" w:cs="Avenir Next" w:eastAsia="Avenir Next"/>
                       <w:b/>
                       <w:color w:val="1A1A1A"/>
-                      <w:sz w:val="19"/>
+                      <w:sz w:val="22"/>
                       <w:szCs w:val="19"/>
                     </w:rPr>
                     <w:t xml:space="preserve">White</w:t>
@@ -1528,7 +1529,7 @@
                     <w:rPr>
                       <w:rFonts w:ascii="Avenir Next" w:hAnsi="Avenir Next" w:cs="Avenir Next" w:eastAsia="Avenir Next"/>
                       <w:color w:val="1A1A1A"/>
-                      <w:sz w:val="19"/>
+                      <w:sz w:val="22"/>
                       <w:szCs w:val="19"/>
                     </w:rPr>
                     <w:t xml:space="preserve">4</w:t>
@@ -1624,25 +1625,25 @@
                 <w:rFonts w:ascii="Avenir Next" w:hAnsi="Avenir Next" w:cs="Avenir Next" w:eastAsia="Avenir Next"/>
                 <w:b/>
                 <w:color w:val="1A1A1A"/>
+                <w:sz w:val="22"/>
+                <w:szCs w:val="20"/>
+              </w:rPr>
+              <w:t xml:space="preserve">3.</w:t>
+            </w:r>
+            <w:r>
+              <w:rPr>
+                <w:rFonts w:ascii="Avenir Next" w:hAnsi="Avenir Next" w:cs="Avenir Next" w:eastAsia="Avenir Next"/>
+                <w:color w:val="1A1A1A"/>
                 <w:sz w:val="20"/>
                 <w:szCs w:val="20"/>
               </w:rPr>
-              <w:t xml:space="preserve">3.</w:t>
-            </w:r>
-            <w:r>
-              <w:rPr>
-                <w:rFonts w:ascii="Avenir Next" w:hAnsi="Avenir Next" w:cs="Avenir Next" w:eastAsia="Avenir Next"/>
-                <w:color w:val="1A1A1A"/>
-                <w:sz w:val="20"/>
-                <w:szCs w:val="20"/>
-              </w:rPr>
               <w:tab/>
             </w:r>
             <w:r>
               <w:rPr>
                 <w:rFonts w:ascii="Avenir Next" w:hAnsi="Avenir Next" w:cs="Avenir Next" w:eastAsia="Avenir Next"/>
                 <w:color w:val="1A1A1A"/>
-                <w:sz w:val="20"/>
+                <w:sz w:val="22"/>
                 <w:szCs w:val="20"/>
               </w:rPr>
               <w:t xml:space="preserve">Which ratio is equivalent to 10 : 15?</w:t>
@@ -1698,25 +1699,25 @@
                       <w:rFonts w:ascii="Avenir Next" w:hAnsi="Avenir Next" w:cs="Avenir Next" w:eastAsia="Avenir Next"/>
                       <w:b/>
                       <w:color w:val="003A70"/>
+                      <w:sz w:val="22"/>
+                      <w:szCs w:val="19"/>
+                    </w:rPr>
+                    <w:t xml:space="preserve">A</w:t>
+                  </w:r>
+                  <w:r>
+                    <w:rPr>
+                      <w:rFonts w:ascii="Avenir Next" w:hAnsi="Avenir Next" w:cs="Avenir Next" w:eastAsia="Avenir Next"/>
+                      <w:color w:val="1A1A1A"/>
                       <w:sz w:val="19"/>
                       <w:szCs w:val="19"/>
                     </w:rPr>
-                    <w:t xml:space="preserve">A</w:t>
-                  </w:r>
-                  <w:r>
-                    <w:rPr>
-                      <w:rFonts w:ascii="Avenir Next" w:hAnsi="Avenir Next" w:cs="Avenir Next" w:eastAsia="Avenir Next"/>
-                      <w:color w:val="1A1A1A"/>
-                      <w:sz w:val="19"/>
-                      <w:szCs w:val="19"/>
-                    </w:rPr>
                     <w:tab/>
                   </w:r>
                   <w:r>
                     <w:rPr>
                       <w:rFonts w:ascii="Avenir Next" w:hAnsi="Avenir Next" w:cs="Avenir Next" w:eastAsia="Avenir Next"/>
                       <w:color w:val="1A1A1A"/>
-                      <w:sz w:val="19"/>
+                      <w:sz w:val="22"/>
                       <w:szCs w:val="19"/>
                     </w:rPr>
                     <w:t xml:space="preserve">12 : 17</w:t>
@@ -1741,25 +1742,25 @@
                       <w:rFonts w:ascii="Avenir Next" w:hAnsi="Avenir Next" w:cs="Avenir Next" w:eastAsia="Avenir Next"/>
                       <w:b/>
                       <w:color w:val="003A70"/>
+                      <w:sz w:val="22"/>
+                      <w:szCs w:val="19"/>
+                    </w:rPr>
+                    <w:t xml:space="preserve">B</w:t>
+                  </w:r>
+                  <w:r>
+                    <w:rPr>
+                      <w:rFonts w:ascii="Avenir Next" w:hAnsi="Avenir Next" w:cs="Avenir Next" w:eastAsia="Avenir Next"/>
+                      <w:color w:val="1A1A1A"/>
                       <w:sz w:val="19"/>
                       <w:szCs w:val="19"/>
                     </w:rPr>
-                    <w:t xml:space="preserve">B</w:t>
-                  </w:r>
-                  <w:r>
-                    <w:rPr>
-                      <w:rFonts w:ascii="Avenir Next" w:hAnsi="Avenir Next" w:cs="Avenir Next" w:eastAsia="Avenir Next"/>
-                      <w:color w:val="1A1A1A"/>
-                      <w:sz w:val="19"/>
-                      <w:szCs w:val="19"/>
-                    </w:rPr>
                     <w:tab/>
                   </w:r>
                   <w:r>
                     <w:rPr>
                       <w:rFonts w:ascii="Avenir Next" w:hAnsi="Avenir Next" w:cs="Avenir Next" w:eastAsia="Avenir Next"/>
                       <w:color w:val="1A1A1A"/>
-                      <w:sz w:val="19"/>
+                      <w:sz w:val="22"/>
                       <w:szCs w:val="19"/>
                     </w:rPr>
                     <w:t xml:space="preserve">2 : 3</w:t>
@@ -1784,25 +1785,25 @@
                       <w:rFonts w:ascii="Avenir Next" w:hAnsi="Avenir Next" w:cs="Avenir Next" w:eastAsia="Avenir Next"/>
                       <w:b/>
                       <w:color w:val="003A70"/>
+                      <w:sz w:val="22"/>
+                      <w:szCs w:val="19"/>
+                    </w:rPr>
+                    <w:t xml:space="preserve">C</w:t>
+                  </w:r>
+                  <w:r>
+                    <w:rPr>
+                      <w:rFonts w:ascii="Avenir Next" w:hAnsi="Avenir Next" w:cs="Avenir Next" w:eastAsia="Avenir Next"/>
+                      <w:color w:val="1A1A1A"/>
                       <w:sz w:val="19"/>
                       <w:szCs w:val="19"/>
                     </w:rPr>
-                    <w:t xml:space="preserve">C</w:t>
-                  </w:r>
-                  <w:r>
-                    <w:rPr>
-                      <w:rFonts w:ascii="Avenir Next" w:hAnsi="Avenir Next" w:cs="Avenir Next" w:eastAsia="Avenir Next"/>
-                      <w:color w:val="1A1A1A"/>
-                      <w:sz w:val="19"/>
-                      <w:szCs w:val="19"/>
-                    </w:rPr>
                     <w:tab/>
                   </w:r>
                   <w:r>
                     <w:rPr>
                       <w:rFonts w:ascii="Avenir Next" w:hAnsi="Avenir Next" w:cs="Avenir Next" w:eastAsia="Avenir Next"/>
                       <w:color w:val="1A1A1A"/>
-                      <w:sz w:val="19"/>
+                      <w:sz w:val="22"/>
                       <w:szCs w:val="19"/>
                     </w:rPr>
                     <w:t xml:space="preserve">3 : 2</w:t>
@@ -1827,25 +1828,25 @@
                       <w:rFonts w:ascii="Avenir Next" w:hAnsi="Avenir Next" w:cs="Avenir Next" w:eastAsia="Avenir Next"/>
                       <w:b/>
                       <w:color w:val="003A70"/>
+                      <w:sz w:val="22"/>
+                      <w:szCs w:val="19"/>
+                    </w:rPr>
+                    <w:t xml:space="preserve">D</w:t>
+                  </w:r>
+                  <w:r>
+                    <w:rPr>
+                      <w:rFonts w:ascii="Avenir Next" w:hAnsi="Avenir Next" w:cs="Avenir Next" w:eastAsia="Avenir Next"/>
+                      <w:color w:val="1A1A1A"/>
                       <w:sz w:val="19"/>
                       <w:szCs w:val="19"/>
                     </w:rPr>
-                    <w:t xml:space="preserve">D</w:t>
-                  </w:r>
-                  <w:r>
-                    <w:rPr>
-                      <w:rFonts w:ascii="Avenir Next" w:hAnsi="Avenir Next" w:cs="Avenir Next" w:eastAsia="Avenir Next"/>
-                      <w:color w:val="1A1A1A"/>
-                      <w:sz w:val="19"/>
-                      <w:szCs w:val="19"/>
-                    </w:rPr>
                     <w:tab/>
                   </w:r>
                   <w:r>
                     <w:rPr>
                       <w:rFonts w:ascii="Avenir Next" w:hAnsi="Avenir Next" w:cs="Avenir Next" w:eastAsia="Avenir Next"/>
                       <w:color w:val="1A1A1A"/>
-                      <w:sz w:val="19"/>
+                      <w:sz w:val="22"/>
                       <w:szCs w:val="19"/>
                     </w:rPr>
                     <w:t xml:space="preserve">5 : 10</w:t>
@@ -1895,7 +1896,7 @@
         <w:rPr>
           <w:rFonts w:ascii="Avenir Next" w:hAnsi="Avenir Next" w:cs="Avenir Next" w:eastAsia="Avenir Next"/>
           <w:color w:val="1A1A1A"/>
-          <w:sz w:val="17"/>
+          <w:sz w:val="22"/>
           <w:szCs w:val="17"/>
         </w:rPr>
         <w:t xml:space="preserve">  I got it</w:t>
@@ -1913,7 +1914,7 @@
         <w:rPr>
           <w:rFonts w:ascii="Avenir Next" w:hAnsi="Avenir Next" w:cs="Avenir Next" w:eastAsia="Avenir Next"/>
           <w:color w:val="1A1A1A"/>
-          <w:sz w:val="17"/>
+          <w:sz w:val="22"/>
           <w:szCs w:val="17"/>
         </w:rPr>
         <w:t xml:space="preserve">  Almost</w:t>
@@ -1931,7 +1932,7 @@
         <w:rPr>
           <w:rFonts w:ascii="Avenir Next" w:hAnsi="Avenir Next" w:cs="Avenir Next" w:eastAsia="Avenir Next"/>
           <w:color w:val="1A1A1A"/>
-          <w:sz w:val="17"/>
+          <w:sz w:val="22"/>
           <w:szCs w:val="17"/>
         </w:rPr>
         <w:t xml:space="preserve">  I need help</w:t>
@@ -1970,7 +1971,7 @@
         <w:rPr>
           <w:rFonts w:ascii="Avenir Next" w:hAnsi="Avenir Next" w:cs="Avenir Next" w:eastAsia="Avenir Next"/>
           <w:color w:val="1A1A1A"/>
-          <w:sz w:val="18"/>
+          <w:sz w:val="22"/>
           <w:szCs w:val="18"/>
         </w:rPr>
         <w:t xml:space="preserve">Name</w:t>
@@ -2055,25 +2056,25 @@
                 <w:rFonts w:ascii="Avenir Next" w:hAnsi="Avenir Next" w:cs="Avenir Next" w:eastAsia="Avenir Next"/>
                 <w:b/>
                 <w:color w:val="1A1A1A"/>
+                <w:sz w:val="22"/>
+                <w:szCs w:val="20"/>
+              </w:rPr>
+              <w:t xml:space="preserve">1.</w:t>
+            </w:r>
+            <w:r>
+              <w:rPr>
+                <w:rFonts w:ascii="Avenir Next" w:hAnsi="Avenir Next" w:cs="Avenir Next" w:eastAsia="Avenir Next"/>
+                <w:color w:val="1A1A1A"/>
                 <w:sz w:val="20"/>
                 <w:szCs w:val="20"/>
               </w:rPr>
-              <w:t xml:space="preserve">1.</w:t>
-            </w:r>
-            <w:r>
-              <w:rPr>
-                <w:rFonts w:ascii="Avenir Next" w:hAnsi="Avenir Next" w:cs="Avenir Next" w:eastAsia="Avenir Next"/>
-                <w:color w:val="1A1A1A"/>
-                <w:sz w:val="20"/>
-                <w:szCs w:val="20"/>
-              </w:rPr>
               <w:tab/>
             </w:r>
             <w:r>
               <w:rPr>
                 <w:rFonts w:ascii="Avenir Next" w:hAnsi="Avenir Next" w:cs="Avenir Next" w:eastAsia="Avenir Next"/>
                 <w:color w:val="1A1A1A"/>
-                <w:sz w:val="20"/>
+                <w:sz w:val="22"/>
                 <w:szCs w:val="20"/>
               </w:rPr>
               <w:t xml:space="preserve">Write each bridge ratio.</w:t>
@@ -2128,25 +2129,25 @@
                       <w:rFonts w:ascii="Avenir Next" w:hAnsi="Avenir Next" w:cs="Avenir Next" w:eastAsia="Avenir Next"/>
                       <w:b/>
                       <w:color w:val="003A70"/>
+                      <w:sz w:val="22"/>
+                      <w:szCs w:val="20"/>
+                    </w:rPr>
+                    <w:t xml:space="preserve">a.</w:t>
+                  </w:r>
+                  <w:r>
+                    <w:rPr>
+                      <w:rFonts w:ascii="Avenir Next" w:hAnsi="Avenir Next" w:cs="Avenir Next" w:eastAsia="Avenir Next"/>
+                      <w:color w:val="1A1A1A"/>
                       <w:sz w:val="20"/>
                       <w:szCs w:val="20"/>
                     </w:rPr>
-                    <w:t xml:space="preserve">a.</w:t>
-                  </w:r>
-                  <w:r>
-                    <w:rPr>
-                      <w:rFonts w:ascii="Avenir Next" w:hAnsi="Avenir Next" w:cs="Avenir Next" w:eastAsia="Avenir Next"/>
-                      <w:color w:val="1A1A1A"/>
-                      <w:sz w:val="20"/>
-                      <w:szCs w:val="20"/>
-                    </w:rPr>
                     <w:tab/>
                   </w:r>
                   <w:r>
                     <w:rPr>
                       <w:rFonts w:ascii="Avenir Next" w:hAnsi="Avenir Next" w:cs="Avenir Next" w:eastAsia="Avenir Next"/>
                       <w:color w:val="1A1A1A"/>
-                      <w:sz w:val="20"/>
+                      <w:sz w:val="22"/>
                       <w:szCs w:val="20"/>
                     </w:rPr>
                     <w:t xml:space="preserve">15 : 25 =</w:t>
@@ -2190,25 +2191,25 @@
                       <w:rFonts w:ascii="Avenir Next" w:hAnsi="Avenir Next" w:cs="Avenir Next" w:eastAsia="Avenir Next"/>
                       <w:b/>
                       <w:color w:val="003A70"/>
+                      <w:sz w:val="22"/>
+                      <w:szCs w:val="20"/>
+                    </w:rPr>
+                    <w:t xml:space="preserve">b.</w:t>
+                  </w:r>
+                  <w:r>
+                    <w:rPr>
+                      <w:rFonts w:ascii="Avenir Next" w:hAnsi="Avenir Next" w:cs="Avenir Next" w:eastAsia="Avenir Next"/>
+                      <w:color w:val="1A1A1A"/>
                       <w:sz w:val="20"/>
                       <w:szCs w:val="20"/>
                     </w:rPr>
-                    <w:t xml:space="preserve">b.</w:t>
-                  </w:r>
-                  <w:r>
-                    <w:rPr>
-                      <w:rFonts w:ascii="Avenir Next" w:hAnsi="Avenir Next" w:cs="Avenir Next" w:eastAsia="Avenir Next"/>
-                      <w:color w:val="1A1A1A"/>
-                      <w:sz w:val="20"/>
-                      <w:szCs w:val="20"/>
-                    </w:rPr>
                     <w:tab/>
                   </w:r>
                   <w:r>
                     <w:rPr>
                       <w:rFonts w:ascii="Avenir Next" w:hAnsi="Avenir Next" w:cs="Avenir Next" w:eastAsia="Avenir Next"/>
                       <w:color w:val="1A1A1A"/>
-                      <w:sz w:val="20"/>
+                      <w:sz w:val="22"/>
                       <w:szCs w:val="20"/>
                     </w:rPr>
                     <w:t xml:space="preserve">12 : 18 =</w:t>
@@ -2301,25 +2302,25 @@
                 <w:rFonts w:ascii="Avenir Next" w:hAnsi="Avenir Next" w:cs="Avenir Next" w:eastAsia="Avenir Next"/>
                 <w:b/>
                 <w:color w:val="1A1A1A"/>
+                <w:sz w:val="22"/>
+                <w:szCs w:val="20"/>
+              </w:rPr>
+              <w:t xml:space="preserve">2.</w:t>
+            </w:r>
+            <w:r>
+              <w:rPr>
+                <w:rFonts w:ascii="Avenir Next" w:hAnsi="Avenir Next" w:cs="Avenir Next" w:eastAsia="Avenir Next"/>
+                <w:color w:val="1A1A1A"/>
                 <w:sz w:val="20"/>
                 <w:szCs w:val="20"/>
               </w:rPr>
-              <w:t xml:space="preserve">2.</w:t>
-            </w:r>
-            <w:r>
-              <w:rPr>
-                <w:rFonts w:ascii="Avenir Next" w:hAnsi="Avenir Next" w:cs="Avenir Next" w:eastAsia="Avenir Next"/>
-                <w:color w:val="1A1A1A"/>
-                <w:sz w:val="20"/>
-                <w:szCs w:val="20"/>
-              </w:rPr>
               <w:tab/>
             </w:r>
             <w:r>
               <w:rPr>
                 <w:rFonts w:ascii="Avenir Next" w:hAnsi="Avenir Next" w:cs="Avenir Next" w:eastAsia="Avenir Next"/>
                 <w:color w:val="1A1A1A"/>
-                <w:sz w:val="20"/>
+                <w:sz w:val="22"/>
                 <w:szCs w:val="20"/>
               </w:rPr>
               <w:t xml:space="preserve">A recipe uses 6 cups of flour for 4 loaves of bread. How much flour is needed for 10 loaves?</w:t>
@@ -2396,25 +2397,25 @@
                 <w:rFonts w:ascii="Avenir Next" w:hAnsi="Avenir Next" w:cs="Avenir Next" w:eastAsia="Avenir Next"/>
                 <w:b/>
                 <w:color w:val="1A1A1A"/>
+                <w:sz w:val="22"/>
+                <w:szCs w:val="18"/>
+              </w:rPr>
+              <w:t xml:space="preserve">Answer</w:t>
+            </w:r>
+            <w:r>
+              <w:rPr>
+                <w:rFonts w:ascii="Avenir Next" w:hAnsi="Avenir Next" w:cs="Avenir Next" w:eastAsia="Avenir Next"/>
+                <w:color w:val="1A1A1A"/>
                 <w:sz w:val="18"/>
                 <w:szCs w:val="18"/>
               </w:rPr>
-              <w:t xml:space="preserve">Answer</w:t>
-            </w:r>
-            <w:r>
-              <w:rPr>
-                <w:rFonts w:ascii="Avenir Next" w:hAnsi="Avenir Next" w:cs="Avenir Next" w:eastAsia="Avenir Next"/>
-                <w:color w:val="1A1A1A"/>
-                <w:sz w:val="18"/>
-                <w:szCs w:val="18"/>
-              </w:rPr>
               <w:tab/>
             </w:r>
             <w:r>
               <w:rPr>
                 <w:rFonts w:ascii="Avenir Next" w:hAnsi="Avenir Next" w:cs="Avenir Next" w:eastAsia="Avenir Next"/>
                 <w:color w:val="1A1A1A"/>
-                <w:sz w:val="18"/>
+                <w:sz w:val="22"/>
                 <w:szCs w:val="18"/>
               </w:rPr>
               <w:t xml:space="preserve">  cups</w:t>
@@ -2480,25 +2481,25 @@
                 <w:rFonts w:ascii="Avenir Next" w:hAnsi="Avenir Next" w:cs="Avenir Next" w:eastAsia="Avenir Next"/>
                 <w:b/>
                 <w:color w:val="1A1A1A"/>
+                <w:sz w:val="22"/>
+                <w:szCs w:val="20"/>
+              </w:rPr>
+              <w:t xml:space="preserve">3.</w:t>
+            </w:r>
+            <w:r>
+              <w:rPr>
+                <w:rFonts w:ascii="Avenir Next" w:hAnsi="Avenir Next" w:cs="Avenir Next" w:eastAsia="Avenir Next"/>
+                <w:color w:val="1A1A1A"/>
                 <w:sz w:val="20"/>
                 <w:szCs w:val="20"/>
               </w:rPr>
-              <w:t xml:space="preserve">3.</w:t>
-            </w:r>
-            <w:r>
-              <w:rPr>
-                <w:rFonts w:ascii="Avenir Next" w:hAnsi="Avenir Next" w:cs="Avenir Next" w:eastAsia="Avenir Next"/>
-                <w:color w:val="1A1A1A"/>
-                <w:sz w:val="20"/>
-                <w:szCs w:val="20"/>
-              </w:rPr>
               <w:tab/>
             </w:r>
             <w:r>
               <w:rPr>
                 <w:rFonts w:ascii="Avenir Next" w:hAnsi="Avenir Next" w:cs="Avenir Next" w:eastAsia="Avenir Next"/>
                 <w:color w:val="1A1A1A"/>
-                <w:sz w:val="20"/>
+                <w:sz w:val="22"/>
                 <w:szCs w:val="20"/>
               </w:rPr>
               <w:t xml:space="preserve">The first step of the bridge strategy is to —</w:t>
@@ -2552,25 +2553,25 @@
                       <w:rFonts w:ascii="Avenir Next" w:hAnsi="Avenir Next" w:cs="Avenir Next" w:eastAsia="Avenir Next"/>
                       <w:b/>
                       <w:color w:val="003A70"/>
+                      <w:sz w:val="22"/>
+                      <w:szCs w:val="19"/>
+                    </w:rPr>
+                    <w:t xml:space="preserve">A</w:t>
+                  </w:r>
+                  <w:r>
+                    <w:rPr>
+                      <w:rFonts w:ascii="Avenir Next" w:hAnsi="Avenir Next" w:cs="Avenir Next" w:eastAsia="Avenir Next"/>
+                      <w:color w:val="1A1A1A"/>
                       <w:sz w:val="19"/>
                       <w:szCs w:val="19"/>
                     </w:rPr>
-                    <w:t xml:space="preserve">A</w:t>
-                  </w:r>
-                  <w:r>
-                    <w:rPr>
-                      <w:rFonts w:ascii="Avenir Next" w:hAnsi="Avenir Next" w:cs="Avenir Next" w:eastAsia="Avenir Next"/>
-                      <w:color w:val="1A1A1A"/>
-                      <w:sz w:val="19"/>
-                      <w:szCs w:val="19"/>
-                    </w:rPr>
                     <w:tab/>
                   </w:r>
                   <w:r>
                     <w:rPr>
                       <w:rFonts w:ascii="Avenir Next" w:hAnsi="Avenir Next" w:cs="Avenir Next" w:eastAsia="Avenir Next"/>
                       <w:color w:val="1A1A1A"/>
-                      <w:sz w:val="19"/>
+                      <w:sz w:val="22"/>
                       <w:szCs w:val="19"/>
                     </w:rPr>
                     <w:t xml:space="preserve">add the same number to both terms</w:t>
@@ -2595,25 +2596,25 @@
                       <w:rFonts w:ascii="Avenir Next" w:hAnsi="Avenir Next" w:cs="Avenir Next" w:eastAsia="Avenir Next"/>
                       <w:b/>
                       <w:color w:val="003A70"/>
+                      <w:sz w:val="22"/>
+                      <w:szCs w:val="19"/>
+                    </w:rPr>
+                    <w:t xml:space="preserve">B</w:t>
+                  </w:r>
+                  <w:r>
+                    <w:rPr>
+                      <w:rFonts w:ascii="Avenir Next" w:hAnsi="Avenir Next" w:cs="Avenir Next" w:eastAsia="Avenir Next"/>
+                      <w:color w:val="1A1A1A"/>
                       <w:sz w:val="19"/>
                       <w:szCs w:val="19"/>
                     </w:rPr>
-                    <w:t xml:space="preserve">B</w:t>
-                  </w:r>
-                  <w:r>
-                    <w:rPr>
-                      <w:rFonts w:ascii="Avenir Next" w:hAnsi="Avenir Next" w:cs="Avenir Next" w:eastAsia="Avenir Next"/>
-                      <w:color w:val="1A1A1A"/>
-                      <w:sz w:val="19"/>
-                      <w:szCs w:val="19"/>
-                    </w:rPr>
                     <w:tab/>
                   </w:r>
                   <w:r>
                     <w:rPr>
                       <w:rFonts w:ascii="Avenir Next" w:hAnsi="Avenir Next" w:cs="Avenir Next" w:eastAsia="Avenir Next"/>
                       <w:color w:val="1A1A1A"/>
-                      <w:sz w:val="19"/>
+                      <w:sz w:val="22"/>
                       <w:szCs w:val="19"/>
                     </w:rPr>
                     <w:t xml:space="preserve">divide both terms by the same number</w:t>
@@ -2643,25 +2644,25 @@
                       <w:rFonts w:ascii="Avenir Next" w:hAnsi="Avenir Next" w:cs="Avenir Next" w:eastAsia="Avenir Next"/>
                       <w:b/>
                       <w:color w:val="003A70"/>
+                      <w:sz w:val="22"/>
+                      <w:szCs w:val="19"/>
+                    </w:rPr>
+                    <w:t xml:space="preserve">C</w:t>
+                  </w:r>
+                  <w:r>
+                    <w:rPr>
+                      <w:rFonts w:ascii="Avenir Next" w:hAnsi="Avenir Next" w:cs="Avenir Next" w:eastAsia="Avenir Next"/>
+                      <w:color w:val="1A1A1A"/>
                       <w:sz w:val="19"/>
                       <w:szCs w:val="19"/>
                     </w:rPr>
-                    <w:t xml:space="preserve">C</w:t>
-                  </w:r>
-                  <w:r>
-                    <w:rPr>
-                      <w:rFonts w:ascii="Avenir Next" w:hAnsi="Avenir Next" w:cs="Avenir Next" w:eastAsia="Avenir Next"/>
-                      <w:color w:val="1A1A1A"/>
-                      <w:sz w:val="19"/>
-                      <w:szCs w:val="19"/>
-                    </w:rPr>
                     <w:tab/>
                   </w:r>
                   <w:r>
                     <w:rPr>
                       <w:rFonts w:ascii="Avenir Next" w:hAnsi="Avenir Next" w:cs="Avenir Next" w:eastAsia="Avenir Next"/>
                       <w:color w:val="1A1A1A"/>
-                      <w:sz w:val="19"/>
+                      <w:sz w:val="22"/>
                       <w:szCs w:val="19"/>
                     </w:rPr>
                     <w:t xml:space="preserve">multiply only the first term</w:t>
@@ -2686,25 +2687,25 @@
                       <w:rFonts w:ascii="Avenir Next" w:hAnsi="Avenir Next" w:cs="Avenir Next" w:eastAsia="Avenir Next"/>
                       <w:b/>
                       <w:color w:val="003A70"/>
+                      <w:sz w:val="22"/>
+                      <w:szCs w:val="19"/>
+                    </w:rPr>
+                    <w:t xml:space="preserve">D</w:t>
+                  </w:r>
+                  <w:r>
+                    <w:rPr>
+                      <w:rFonts w:ascii="Avenir Next" w:hAnsi="Avenir Next" w:cs="Avenir Next" w:eastAsia="Avenir Next"/>
+                      <w:color w:val="1A1A1A"/>
                       <w:sz w:val="19"/>
                       <w:szCs w:val="19"/>
                     </w:rPr>
-                    <w:t xml:space="preserve">D</w:t>
-                  </w:r>
-                  <w:r>
-                    <w:rPr>
-                      <w:rFonts w:ascii="Avenir Next" w:hAnsi="Avenir Next" w:cs="Avenir Next" w:eastAsia="Avenir Next"/>
-                      <w:color w:val="1A1A1A"/>
-                      <w:sz w:val="19"/>
-                      <w:szCs w:val="19"/>
-                    </w:rPr>
                     <w:tab/>
                   </w:r>
                   <w:r>
                     <w:rPr>
                       <w:rFonts w:ascii="Avenir Next" w:hAnsi="Avenir Next" w:cs="Avenir Next" w:eastAsia="Avenir Next"/>
                       <w:color w:val="1A1A1A"/>
-                      <w:sz w:val="19"/>
+                      <w:sz w:val="22"/>
                       <w:szCs w:val="19"/>
                     </w:rPr>
                     <w:t xml:space="preserve">reverse the ratio</w:t>
@@ -2754,7 +2755,7 @@
         <w:rPr>
           <w:rFonts w:ascii="Avenir Next" w:hAnsi="Avenir Next" w:cs="Avenir Next" w:eastAsia="Avenir Next"/>
           <w:color w:val="1A1A1A"/>
-          <w:sz w:val="17"/>
+          <w:sz w:val="22"/>
           <w:szCs w:val="17"/>
         </w:rPr>
         <w:t xml:space="preserve">  I got it</w:t>
@@ -2772,7 +2773,7 @@
         <w:rPr>
           <w:rFonts w:ascii="Avenir Next" w:hAnsi="Avenir Next" w:cs="Avenir Next" w:eastAsia="Avenir Next"/>
           <w:color w:val="1A1A1A"/>
-          <w:sz w:val="17"/>
+          <w:sz w:val="22"/>
           <w:szCs w:val="17"/>
         </w:rPr>
         <w:t xml:space="preserve">  Almost</w:t>
@@ -2790,7 +2791,7 @@
         <w:rPr>
           <w:rFonts w:ascii="Avenir Next" w:hAnsi="Avenir Next" w:cs="Avenir Next" w:eastAsia="Avenir Next"/>
           <w:color w:val="1A1A1A"/>
-          <w:sz w:val="17"/>
+          <w:sz w:val="22"/>
           <w:szCs w:val="17"/>
         </w:rPr>
         <w:t xml:space="preserve">  I need help</w:t>
@@ -2847,7 +2848,7 @@
         <w:rPr>
           <w:rFonts w:ascii="Avenir Next" w:hAnsi="Avenir Next" w:cs="Avenir Next" w:eastAsia="Avenir Next"/>
           <w:color w:val="1A1A1A"/>
-          <w:sz w:val="18"/>
+          <w:sz w:val="22"/>
           <w:szCs w:val="18"/>
         </w:rPr>
         <w:t xml:space="preserve">Name</w:t>
@@ -2932,25 +2933,25 @@
                 <w:rFonts w:ascii="Avenir Next" w:hAnsi="Avenir Next" w:cs="Avenir Next" w:eastAsia="Avenir Next"/>
                 <w:b/>
                 <w:color w:val="1A1A1A"/>
+                <w:sz w:val="22"/>
+                <w:szCs w:val="20"/>
+              </w:rPr>
+              <w:t xml:space="preserve">1.</w:t>
+            </w:r>
+            <w:r>
+              <w:rPr>
+                <w:rFonts w:ascii="Avenir Next" w:hAnsi="Avenir Next" w:cs="Avenir Next" w:eastAsia="Avenir Next"/>
+                <w:color w:val="1A1A1A"/>
                 <w:sz w:val="20"/>
                 <w:szCs w:val="20"/>
               </w:rPr>
-              <w:t xml:space="preserve">1.</w:t>
-            </w:r>
-            <w:r>
-              <w:rPr>
-                <w:rFonts w:ascii="Avenir Next" w:hAnsi="Avenir Next" w:cs="Avenir Next" w:eastAsia="Avenir Next"/>
-                <w:color w:val="1A1A1A"/>
-                <w:sz w:val="20"/>
-                <w:szCs w:val="20"/>
-              </w:rPr>
               <w:tab/>
             </w:r>
             <w:r>
               <w:rPr>
                 <w:rFonts w:ascii="Avenir Next" w:hAnsi="Avenir Next" w:cs="Avenir Next" w:eastAsia="Avenir Next"/>
                 <w:color w:val="1A1A1A"/>
-                <w:sz w:val="20"/>
+                <w:sz w:val="22"/>
                 <w:szCs w:val="20"/>
               </w:rPr>
               <w:t xml:space="preserve">Write each bridge ratio.</w:t>
@@ -3005,25 +3006,25 @@
                       <w:rFonts w:ascii="Avenir Next" w:hAnsi="Avenir Next" w:cs="Avenir Next" w:eastAsia="Avenir Next"/>
                       <w:b/>
                       <w:color w:val="003A70"/>
+                      <w:sz w:val="22"/>
+                      <w:szCs w:val="20"/>
+                    </w:rPr>
+                    <w:t xml:space="preserve">a.</w:t>
+                  </w:r>
+                  <w:r>
+                    <w:rPr>
+                      <w:rFonts w:ascii="Avenir Next" w:hAnsi="Avenir Next" w:cs="Avenir Next" w:eastAsia="Avenir Next"/>
+                      <w:color w:val="1A1A1A"/>
                       <w:sz w:val="20"/>
                       <w:szCs w:val="20"/>
                     </w:rPr>
-                    <w:t xml:space="preserve">a.</w:t>
-                  </w:r>
-                  <w:r>
-                    <w:rPr>
-                      <w:rFonts w:ascii="Avenir Next" w:hAnsi="Avenir Next" w:cs="Avenir Next" w:eastAsia="Avenir Next"/>
-                      <w:color w:val="1A1A1A"/>
-                      <w:sz w:val="20"/>
-                      <w:szCs w:val="20"/>
-                    </w:rPr>
                     <w:tab/>
                   </w:r>
                   <w:r>
                     <w:rPr>
                       <w:rFonts w:ascii="Avenir Next" w:hAnsi="Avenir Next" w:cs="Avenir Next" w:eastAsia="Avenir Next"/>
                       <w:color w:val="1A1A1A"/>
-                      <w:sz w:val="20"/>
+                      <w:sz w:val="22"/>
                       <w:szCs w:val="20"/>
                     </w:rPr>
                     <w:t xml:space="preserve">15 : 25 =</w:t>
@@ -3067,25 +3068,25 @@
                       <w:rFonts w:ascii="Avenir Next" w:hAnsi="Avenir Next" w:cs="Avenir Next" w:eastAsia="Avenir Next"/>
                       <w:b/>
                       <w:color w:val="003A70"/>
+                      <w:sz w:val="22"/>
+                      <w:szCs w:val="20"/>
+                    </w:rPr>
+                    <w:t xml:space="preserve">b.</w:t>
+                  </w:r>
+                  <w:r>
+                    <w:rPr>
+                      <w:rFonts w:ascii="Avenir Next" w:hAnsi="Avenir Next" w:cs="Avenir Next" w:eastAsia="Avenir Next"/>
+                      <w:color w:val="1A1A1A"/>
                       <w:sz w:val="20"/>
                       <w:szCs w:val="20"/>
                     </w:rPr>
-                    <w:t xml:space="preserve">b.</w:t>
-                  </w:r>
-                  <w:r>
-                    <w:rPr>
-                      <w:rFonts w:ascii="Avenir Next" w:hAnsi="Avenir Next" w:cs="Avenir Next" w:eastAsia="Avenir Next"/>
-                      <w:color w:val="1A1A1A"/>
-                      <w:sz w:val="20"/>
-                      <w:szCs w:val="20"/>
-                    </w:rPr>
                     <w:tab/>
                   </w:r>
                   <w:r>
                     <w:rPr>
                       <w:rFonts w:ascii="Avenir Next" w:hAnsi="Avenir Next" w:cs="Avenir Next" w:eastAsia="Avenir Next"/>
                       <w:color w:val="1A1A1A"/>
-                      <w:sz w:val="20"/>
+                      <w:sz w:val="22"/>
                       <w:szCs w:val="20"/>
                     </w:rPr>
                     <w:t xml:space="preserve">12 : 18 =</w:t>
@@ -3178,25 +3179,25 @@
                 <w:rFonts w:ascii="Avenir Next" w:hAnsi="Avenir Next" w:cs="Avenir Next" w:eastAsia="Avenir Next"/>
                 <w:b/>
                 <w:color w:val="1A1A1A"/>
+                <w:sz w:val="22"/>
+                <w:szCs w:val="20"/>
+              </w:rPr>
+              <w:t xml:space="preserve">2.</w:t>
+            </w:r>
+            <w:r>
+              <w:rPr>
+                <w:rFonts w:ascii="Avenir Next" w:hAnsi="Avenir Next" w:cs="Avenir Next" w:eastAsia="Avenir Next"/>
+                <w:color w:val="1A1A1A"/>
                 <w:sz w:val="20"/>
                 <w:szCs w:val="20"/>
               </w:rPr>
-              <w:t xml:space="preserve">2.</w:t>
-            </w:r>
-            <w:r>
-              <w:rPr>
-                <w:rFonts w:ascii="Avenir Next" w:hAnsi="Avenir Next" w:cs="Avenir Next" w:eastAsia="Avenir Next"/>
-                <w:color w:val="1A1A1A"/>
-                <w:sz w:val="20"/>
-                <w:szCs w:val="20"/>
-              </w:rPr>
               <w:tab/>
             </w:r>
             <w:r>
               <w:rPr>
                 <w:rFonts w:ascii="Avenir Next" w:hAnsi="Avenir Next" w:cs="Avenir Next" w:eastAsia="Avenir Next"/>
                 <w:color w:val="1A1A1A"/>
-                <w:sz w:val="20"/>
+                <w:sz w:val="22"/>
                 <w:szCs w:val="20"/>
               </w:rPr>
               <w:t xml:space="preserve">A recipe uses 6 cups of flour for 4 loaves of bread. How much flour is needed for 10 loaves?</w:t>
@@ -3273,25 +3274,25 @@
                 <w:rFonts w:ascii="Avenir Next" w:hAnsi="Avenir Next" w:cs="Avenir Next" w:eastAsia="Avenir Next"/>
                 <w:b/>
                 <w:color w:val="1A1A1A"/>
+                <w:sz w:val="22"/>
+                <w:szCs w:val="18"/>
+              </w:rPr>
+              <w:t xml:space="preserve">Answer</w:t>
+            </w:r>
+            <w:r>
+              <w:rPr>
+                <w:rFonts w:ascii="Avenir Next" w:hAnsi="Avenir Next" w:cs="Avenir Next" w:eastAsia="Avenir Next"/>
+                <w:color w:val="1A1A1A"/>
                 <w:sz w:val="18"/>
                 <w:szCs w:val="18"/>
               </w:rPr>
-              <w:t xml:space="preserve">Answer</w:t>
-            </w:r>
-            <w:r>
-              <w:rPr>
-                <w:rFonts w:ascii="Avenir Next" w:hAnsi="Avenir Next" w:cs="Avenir Next" w:eastAsia="Avenir Next"/>
-                <w:color w:val="1A1A1A"/>
-                <w:sz w:val="18"/>
-                <w:szCs w:val="18"/>
-              </w:rPr>
               <w:tab/>
             </w:r>
             <w:r>
               <w:rPr>
                 <w:rFonts w:ascii="Avenir Next" w:hAnsi="Avenir Next" w:cs="Avenir Next" w:eastAsia="Avenir Next"/>
                 <w:color w:val="1A1A1A"/>
-                <w:sz w:val="18"/>
+                <w:sz w:val="22"/>
                 <w:szCs w:val="18"/>
               </w:rPr>
               <w:t xml:space="preserve">  cups</w:t>
@@ -3357,25 +3358,25 @@
                 <w:rFonts w:ascii="Avenir Next" w:hAnsi="Avenir Next" w:cs="Avenir Next" w:eastAsia="Avenir Next"/>
                 <w:b/>
                 <w:color w:val="1A1A1A"/>
+                <w:sz w:val="22"/>
+                <w:szCs w:val="20"/>
+              </w:rPr>
+              <w:t xml:space="preserve">3.</w:t>
+            </w:r>
+            <w:r>
+              <w:rPr>
+                <w:rFonts w:ascii="Avenir Next" w:hAnsi="Avenir Next" w:cs="Avenir Next" w:eastAsia="Avenir Next"/>
+                <w:color w:val="1A1A1A"/>
                 <w:sz w:val="20"/>
                 <w:szCs w:val="20"/>
               </w:rPr>
-              <w:t xml:space="preserve">3.</w:t>
-            </w:r>
-            <w:r>
-              <w:rPr>
-                <w:rFonts w:ascii="Avenir Next" w:hAnsi="Avenir Next" w:cs="Avenir Next" w:eastAsia="Avenir Next"/>
-                <w:color w:val="1A1A1A"/>
-                <w:sz w:val="20"/>
-                <w:szCs w:val="20"/>
-              </w:rPr>
               <w:tab/>
             </w:r>
             <w:r>
               <w:rPr>
                 <w:rFonts w:ascii="Avenir Next" w:hAnsi="Avenir Next" w:cs="Avenir Next" w:eastAsia="Avenir Next"/>
                 <w:color w:val="1A1A1A"/>
-                <w:sz w:val="20"/>
+                <w:sz w:val="22"/>
                 <w:szCs w:val="20"/>
               </w:rPr>
               <w:t xml:space="preserve">The first step of the bridge strategy is to —</w:t>
@@ -3429,25 +3430,25 @@
                       <w:rFonts w:ascii="Avenir Next" w:hAnsi="Avenir Next" w:cs="Avenir Next" w:eastAsia="Avenir Next"/>
                       <w:b/>
                       <w:color w:val="003A70"/>
+                      <w:sz w:val="22"/>
+                      <w:szCs w:val="19"/>
+                    </w:rPr>
+                    <w:t xml:space="preserve">A</w:t>
+                  </w:r>
+                  <w:r>
+                    <w:rPr>
+                      <w:rFonts w:ascii="Avenir Next" w:hAnsi="Avenir Next" w:cs="Avenir Next" w:eastAsia="Avenir Next"/>
+                      <w:color w:val="1A1A1A"/>
                       <w:sz w:val="19"/>
                       <w:szCs w:val="19"/>
                     </w:rPr>
-                    <w:t xml:space="preserve">A</w:t>
-                  </w:r>
-                  <w:r>
-                    <w:rPr>
-                      <w:rFonts w:ascii="Avenir Next" w:hAnsi="Avenir Next" w:cs="Avenir Next" w:eastAsia="Avenir Next"/>
-                      <w:color w:val="1A1A1A"/>
-                      <w:sz w:val="19"/>
-                      <w:szCs w:val="19"/>
-                    </w:rPr>
                     <w:tab/>
                   </w:r>
                   <w:r>
                     <w:rPr>
                       <w:rFonts w:ascii="Avenir Next" w:hAnsi="Avenir Next" w:cs="Avenir Next" w:eastAsia="Avenir Next"/>
                       <w:color w:val="1A1A1A"/>
-                      <w:sz w:val="19"/>
+                      <w:sz w:val="22"/>
                       <w:szCs w:val="19"/>
                     </w:rPr>
                     <w:t xml:space="preserve">add the same number to both terms</w:t>
@@ -3472,25 +3473,25 @@
                       <w:rFonts w:ascii="Avenir Next" w:hAnsi="Avenir Next" w:cs="Avenir Next" w:eastAsia="Avenir Next"/>
                       <w:b/>
                       <w:color w:val="003A70"/>
+                      <w:sz w:val="22"/>
+                      <w:szCs w:val="19"/>
+                    </w:rPr>
+                    <w:t xml:space="preserve">B</w:t>
+                  </w:r>
+                  <w:r>
+                    <w:rPr>
+                      <w:rFonts w:ascii="Avenir Next" w:hAnsi="Avenir Next" w:cs="Avenir Next" w:eastAsia="Avenir Next"/>
+                      <w:color w:val="1A1A1A"/>
                       <w:sz w:val="19"/>
                       <w:szCs w:val="19"/>
                     </w:rPr>
-                    <w:t xml:space="preserve">B</w:t>
-                  </w:r>
-                  <w:r>
-                    <w:rPr>
-                      <w:rFonts w:ascii="Avenir Next" w:hAnsi="Avenir Next" w:cs="Avenir Next" w:eastAsia="Avenir Next"/>
-                      <w:color w:val="1A1A1A"/>
-                      <w:sz w:val="19"/>
-                      <w:szCs w:val="19"/>
-                    </w:rPr>
                     <w:tab/>
                   </w:r>
                   <w:r>
                     <w:rPr>
                       <w:rFonts w:ascii="Avenir Next" w:hAnsi="Avenir Next" w:cs="Avenir Next" w:eastAsia="Avenir Next"/>
                       <w:color w:val="1A1A1A"/>
-                      <w:sz w:val="19"/>
+                      <w:sz w:val="22"/>
                       <w:szCs w:val="19"/>
                     </w:rPr>
                     <w:t xml:space="preserve">divide both terms by the same number</w:t>
@@ -3520,25 +3521,25 @@
                       <w:rFonts w:ascii="Avenir Next" w:hAnsi="Avenir Next" w:cs="Avenir Next" w:eastAsia="Avenir Next"/>
                       <w:b/>
                       <w:color w:val="003A70"/>
+                      <w:sz w:val="22"/>
+                      <w:szCs w:val="19"/>
+                    </w:rPr>
+                    <w:t xml:space="preserve">C</w:t>
+                  </w:r>
+                  <w:r>
+                    <w:rPr>
+                      <w:rFonts w:ascii="Avenir Next" w:hAnsi="Avenir Next" w:cs="Avenir Next" w:eastAsia="Avenir Next"/>
+                      <w:color w:val="1A1A1A"/>
                       <w:sz w:val="19"/>
                       <w:szCs w:val="19"/>
                     </w:rPr>
-                    <w:t xml:space="preserve">C</w:t>
-                  </w:r>
-                  <w:r>
-                    <w:rPr>
-                      <w:rFonts w:ascii="Avenir Next" w:hAnsi="Avenir Next" w:cs="Avenir Next" w:eastAsia="Avenir Next"/>
-                      <w:color w:val="1A1A1A"/>
-                      <w:sz w:val="19"/>
-                      <w:szCs w:val="19"/>
-                    </w:rPr>
                     <w:tab/>
                   </w:r>
                   <w:r>
                     <w:rPr>
                       <w:rFonts w:ascii="Avenir Next" w:hAnsi="Avenir Next" w:cs="Avenir Next" w:eastAsia="Avenir Next"/>
                       <w:color w:val="1A1A1A"/>
-                      <w:sz w:val="19"/>
+                      <w:sz w:val="22"/>
                       <w:szCs w:val="19"/>
                     </w:rPr>
                     <w:t xml:space="preserve">multiply only the first term</w:t>
@@ -3563,25 +3564,25 @@
                       <w:rFonts w:ascii="Avenir Next" w:hAnsi="Avenir Next" w:cs="Avenir Next" w:eastAsia="Avenir Next"/>
                       <w:b/>
                       <w:color w:val="003A70"/>
+                      <w:sz w:val="22"/>
+                      <w:szCs w:val="19"/>
+                    </w:rPr>
+                    <w:t xml:space="preserve">D</w:t>
+                  </w:r>
+                  <w:r>
+                    <w:rPr>
+                      <w:rFonts w:ascii="Avenir Next" w:hAnsi="Avenir Next" w:cs="Avenir Next" w:eastAsia="Avenir Next"/>
+                      <w:color w:val="1A1A1A"/>
                       <w:sz w:val="19"/>
                       <w:szCs w:val="19"/>
                     </w:rPr>
-                    <w:t xml:space="preserve">D</w:t>
-                  </w:r>
-                  <w:r>
-                    <w:rPr>
-                      <w:rFonts w:ascii="Avenir Next" w:hAnsi="Avenir Next" w:cs="Avenir Next" w:eastAsia="Avenir Next"/>
-                      <w:color w:val="1A1A1A"/>
-                      <w:sz w:val="19"/>
-                      <w:szCs w:val="19"/>
-                    </w:rPr>
                     <w:tab/>
                   </w:r>
                   <w:r>
                     <w:rPr>
                       <w:rFonts w:ascii="Avenir Next" w:hAnsi="Avenir Next" w:cs="Avenir Next" w:eastAsia="Avenir Next"/>
                       <w:color w:val="1A1A1A"/>
-                      <w:sz w:val="19"/>
+                      <w:sz w:val="22"/>
                       <w:szCs w:val="19"/>
                     </w:rPr>
                     <w:t xml:space="preserve">reverse the ratio</w:t>
@@ -3631,7 +3632,7 @@
         <w:rPr>
           <w:rFonts w:ascii="Avenir Next" w:hAnsi="Avenir Next" w:cs="Avenir Next" w:eastAsia="Avenir Next"/>
           <w:color w:val="1A1A1A"/>
-          <w:sz w:val="17"/>
+          <w:sz w:val="22"/>
           <w:szCs w:val="17"/>
         </w:rPr>
         <w:t xml:space="preserve">  I got it</w:t>
@@ -3649,7 +3650,7 @@
         <w:rPr>
           <w:rFonts w:ascii="Avenir Next" w:hAnsi="Avenir Next" w:cs="Avenir Next" w:eastAsia="Avenir Next"/>
           <w:color w:val="1A1A1A"/>
-          <w:sz w:val="17"/>
+          <w:sz w:val="22"/>
           <w:szCs w:val="17"/>
         </w:rPr>
         <w:t xml:space="preserve">  Almost</w:t>
@@ -3667,7 +3668,7 @@
         <w:rPr>
           <w:rFonts w:ascii="Avenir Next" w:hAnsi="Avenir Next" w:cs="Avenir Next" w:eastAsia="Avenir Next"/>
           <w:color w:val="1A1A1A"/>
-          <w:sz w:val="17"/>
+          <w:sz w:val="22"/>
           <w:szCs w:val="17"/>
         </w:rPr>
         <w:t xml:space="preserve">  I need help</w:t>
@@ -3761,7 +3762,106 @@
               <w:sz w:val="15"/>
               <w:szCs w:val="15"/>
             </w:rPr>
-            <w:t xml:space="preserve">Lesson 3-3  ·  Exit Tickets  ·  two per page</w:t>
+            <w:t xml:space="preserve">3-3 · Page </w:t>
+          </w:r>
+          <w:r>
+            <w:rPr>
+              <w:rFonts w:ascii="Avenir Next" w:hAnsi="Avenir Next" w:cs="Avenir Next" w:eastAsia="Avenir Next"/>
+              <w:color w:val="5A5F66"/>
+              <w:sz w:val="15"/>
+              <w:szCs w:val="15"/>
+            </w:rPr>
+            <w:fldChar w:fldCharType="begin"/>
+          </w:r>
+          <w:r>
+            <w:rPr>
+              <w:rFonts w:ascii="Avenir Next" w:hAnsi="Avenir Next" w:cs="Avenir Next" w:eastAsia="Avenir Next"/>
+              <w:color w:val="5A5F66"/>
+              <w:sz w:val="15"/>
+              <w:szCs w:val="15"/>
+            </w:rPr>
+            <w:instrText xml:space="preserve"> PAGE </w:instrText>
+          </w:r>
+          <w:r>
+            <w:rPr>
+              <w:rFonts w:ascii="Avenir Next" w:hAnsi="Avenir Next" w:cs="Avenir Next" w:eastAsia="Avenir Next"/>
+              <w:color w:val="5A5F66"/>
+              <w:sz w:val="15"/>
+              <w:szCs w:val="15"/>
+            </w:rPr>
+            <w:fldChar w:fldCharType="separate"/>
+          </w:r>
+          <w:r>
+            <w:rPr>
+              <w:rFonts w:ascii="Avenir Next" w:hAnsi="Avenir Next" w:cs="Avenir Next" w:eastAsia="Avenir Next"/>
+              <w:color w:val="5A5F66"/>
+              <w:sz w:val="15"/>
+              <w:szCs w:val="15"/>
+            </w:rPr>
+            <w:t xml:space="preserve">1</w:t>
+          </w:r>
+          <w:r>
+            <w:rPr>
+              <w:rFonts w:ascii="Avenir Next" w:hAnsi="Avenir Next" w:cs="Avenir Next" w:eastAsia="Avenir Next"/>
+              <w:color w:val="5A5F66"/>
+              <w:sz w:val="15"/>
+              <w:szCs w:val="15"/>
+            </w:rPr>
+            <w:fldChar w:fldCharType="end"/>
+          </w:r>
+          <w:r>
+            <w:rPr>
+              <w:rFonts w:ascii="Avenir Next" w:hAnsi="Avenir Next" w:cs="Avenir Next" w:eastAsia="Avenir Next"/>
+              <w:color w:val="5A5F66"/>
+              <w:sz w:val="15"/>
+              <w:szCs w:val="15"/>
+            </w:rPr>
+            <w:t xml:space="preserve"> of </w:t>
+          </w:r>
+          <w:r>
+            <w:rPr>
+              <w:rFonts w:ascii="Avenir Next" w:hAnsi="Avenir Next" w:cs="Avenir Next" w:eastAsia="Avenir Next"/>
+              <w:color w:val="5A5F66"/>
+              <w:sz w:val="15"/>
+              <w:szCs w:val="15"/>
+            </w:rPr>
+            <w:fldChar w:fldCharType="begin"/>
+          </w:r>
+          <w:r>
+            <w:rPr>
+              <w:rFonts w:ascii="Avenir Next" w:hAnsi="Avenir Next" w:cs="Avenir Next" w:eastAsia="Avenir Next"/>
+              <w:color w:val="5A5F66"/>
+              <w:sz w:val="15"/>
+              <w:szCs w:val="15"/>
+            </w:rPr>
+            <w:instrText xml:space="preserve"> NUMPAGES </w:instrText>
+          </w:r>
+          <w:r>
+            <w:rPr>
+              <w:rFonts w:ascii="Avenir Next" w:hAnsi="Avenir Next" w:cs="Avenir Next" w:eastAsia="Avenir Next"/>
+              <w:color w:val="5A5F66"/>
+              <w:sz w:val="15"/>
+              <w:szCs w:val="15"/>
+            </w:rPr>
+            <w:fldChar w:fldCharType="separate"/>
+          </w:r>
+          <w:r>
+            <w:rPr>
+              <w:rFonts w:ascii="Avenir Next" w:hAnsi="Avenir Next" w:cs="Avenir Next" w:eastAsia="Avenir Next"/>
+              <w:color w:val="5A5F66"/>
+              <w:sz w:val="15"/>
+              <w:szCs w:val="15"/>
+            </w:rPr>
+            <w:t xml:space="preserve">1</w:t>
+          </w:r>
+          <w:r>
+            <w:rPr>
+              <w:rFonts w:ascii="Avenir Next" w:hAnsi="Avenir Next" w:cs="Avenir Next" w:eastAsia="Avenir Next"/>
+              <w:color w:val="5A5F66"/>
+              <w:sz w:val="15"/>
+              <w:szCs w:val="15"/>
+            </w:rPr>
+            <w:fldChar w:fldCharType="end"/>
           </w:r>
         </w:p>
       </w:tc>
@@ -3804,5 +3904,23 @@
       </w:tblCellMar>
     </w:tblPr>
   </w:style>
+  <w:style w:type="paragraph" w:styleId="Heading1">
+    <w:name w:val="heading 1"/>
+    <w:basedOn w:val="Normal"/>
+    <w:pPr>
+      <w:outlineLvl w:val="0"/>
+      <w:keepNext w:val="0"/>
+      <w:keepLines w:val="0"/>
+    </w:pPr>
+  </w:style>
+  <w:style w:type="paragraph" w:styleId="Heading2">
+    <w:name w:val="heading 2"/>
+    <w:basedOn w:val="Normal"/>
+    <w:pPr>
+      <w:outlineLvl w:val="1"/>
+      <w:keepNext w:val="0"/>
+      <w:keepLines w:val="0"/>
+    </w:pPr>
+  </w:style>
 </w:styles>
 </file>